--- a/Balaramaiah_Machavaram_FullStack_Resume.docx
+++ b/Balaramaiah_Machavaram_FullStack_Resume.docx
@@ -5,6 +5,8 @@
     <w:p>
       <w:pPr>
         <w:pStyle w:val="Heading1"/>
+        <w:ind w:left="0"/>
+        <w:jc w:val="both"/>
         <w:rPr>
           <w:rFonts w:asciiTheme="majorHAnsi" w:hAnsiTheme="majorHAnsi"/>
           <w:bCs w:val="0"/>
@@ -40,7 +42,7 @@
     <w:p>
       <w:pPr>
         <w:spacing w:line="253" w:lineRule="exact"/>
-        <w:ind w:left="28"/>
+        <w:jc w:val="both"/>
         <w:rPr>
           <w:rFonts w:asciiTheme="majorHAnsi" w:hAnsiTheme="majorHAnsi"/>
         </w:rPr>
@@ -141,6 +143,7 @@
           <w:tab w:val="left" w:pos="5833"/>
         </w:tabs>
         <w:spacing w:before="147"/>
+        <w:jc w:val="both"/>
         <w:rPr>
           <w:rFonts w:asciiTheme="majorHAnsi" w:hAnsiTheme="majorHAnsi"/>
         </w:rPr>
@@ -187,7 +190,7 @@
         <w:rPr>
           <w:rFonts w:asciiTheme="majorHAnsi" w:hAnsiTheme="majorHAnsi"/>
         </w:rPr>
-        <w:t xml:space="preserve"> </w:t>
+        <w:tab/>
       </w:r>
       <w:r>
         <w:rPr>
@@ -218,7 +221,7 @@
           <w:rFonts w:asciiTheme="majorHAnsi" w:hAnsiTheme="majorHAnsi"/>
           <w:color w:val="0966C2"/>
         </w:rPr>
-        <w:t xml:space="preserve"> </w:t>
+        <w:tab/>
       </w:r>
       <w:r>
         <w:rPr>
@@ -245,26 +248,6 @@
           <w:t>linkedin.com/in/Balaramaiah</w:t>
         </w:r>
       </w:hyperlink>
-      <w:r>
-        <w:rPr>
-          <w:rFonts w:asciiTheme="majorHAnsi" w:hAnsiTheme="majorHAnsi"/>
-        </w:rPr>
-        <w:t xml:space="preserve"> </w:t>
-      </w:r>
-      <w:r>
-        <w:rPr>
-          <w:rFonts w:asciiTheme="majorHAnsi" w:hAnsiTheme="majorHAnsi"/>
-          <w:w w:val="80"/>
-        </w:rPr>
-        <w:t>Location</w:t>
-      </w:r>
-      <w:r>
-        <w:rPr>
-          <w:rFonts w:asciiTheme="majorHAnsi" w:hAnsiTheme="majorHAnsi"/>
-          <w:w w:val="80"/>
-        </w:rPr>
-        <w:t>: Hyderabad</w:t>
-      </w:r>
     </w:p>
     <w:p>
       <w:pPr>
@@ -379,7 +362,7 @@
           </mc:Choice>
           <mc:Fallback>
             <w:pict>
-              <v:shape w14:anchorId="130A236C" id="Graphic 1" o:spid="_x0000_s1026" style="position:absolute;margin-left:51pt;margin-top:16.05pt;width:493.25pt;height:.1pt;z-index:-15728640;visibility:visible;mso-wrap-style:square;mso-wrap-distance-left:0;mso-wrap-distance-top:0;mso-wrap-distance-right:0;mso-wrap-distance-bottom:0;mso-position-horizontal:absolute;mso-position-horizontal-relative:page;mso-position-vertical:absolute;mso-position-vertical-relative:text;v-text-anchor:top" coordsize="6264275,1270" o:gfxdata="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" path="m,l6263995,e" filled="f" strokecolor="#0966c2" strokeweight=".28114mm">
+              <v:shape w14:anchorId="4C5D0C6D" id="Graphic 1" o:spid="_x0000_s1026" style="position:absolute;margin-left:51pt;margin-top:16.05pt;width:493.25pt;height:.1pt;z-index:-15728640;visibility:visible;mso-wrap-style:square;mso-wrap-distance-left:0;mso-wrap-distance-top:0;mso-wrap-distance-right:0;mso-wrap-distance-bottom:0;mso-position-horizontal:absolute;mso-position-horizontal-relative:page;mso-position-vertical:absolute;mso-position-vertical-relative:text;v-text-anchor:top" coordsize="6264275,1270" o:gfxdata="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" path="m,l6263995,e" filled="f" strokecolor="#0966c2" strokeweight=".28114mm">
                 <v:path arrowok="t"/>
                 <w10:wrap type="topAndBottom" anchorx="page"/>
               </v:shape>
@@ -1461,7 +1444,7 @@
           </mc:Choice>
           <mc:Fallback>
             <w:pict>
-              <v:shape w14:anchorId="6F596EDA" id="Graphic 2" o:spid="_x0000_s1026" style="position:absolute;margin-left:51pt;margin-top:16.05pt;width:493.25pt;height:.1pt;z-index:-15728128;visibility:visible;mso-wrap-style:square;mso-wrap-distance-left:0;mso-wrap-distance-top:0;mso-wrap-distance-right:0;mso-wrap-distance-bottom:0;mso-position-horizontal:absolute;mso-position-horizontal-relative:page;mso-position-vertical:absolute;mso-position-vertical-relative:text;v-text-anchor:top" coordsize="6264275,1270" o:gfxdata="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" path="m,l6263995,e" filled="f" strokecolor="#0966c2" strokeweight=".28114mm">
+              <v:shape w14:anchorId="42A5DEF4" id="Graphic 2" o:spid="_x0000_s1026" style="position:absolute;margin-left:51pt;margin-top:16.05pt;width:493.25pt;height:.1pt;z-index:-15728128;visibility:visible;mso-wrap-style:square;mso-wrap-distance-left:0;mso-wrap-distance-top:0;mso-wrap-distance-right:0;mso-wrap-distance-bottom:0;mso-position-horizontal:absolute;mso-position-horizontal-relative:page;mso-position-vertical:absolute;mso-position-vertical-relative:text;v-text-anchor:top" coordsize="6264275,1270" o:gfxdata="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" path="m,l6263995,e" filled="f" strokecolor="#0966c2" strokeweight=".28114mm">
                 <v:path arrowok="t"/>
                 <w10:wrap type="topAndBottom" anchorx="page"/>
               </v:shape>
@@ -2183,7 +2166,7 @@
           </mc:Choice>
           <mc:Fallback>
             <w:pict>
-              <v:shape w14:anchorId="48504C21" id="Graphic 3" o:spid="_x0000_s1026" style="position:absolute;margin-left:51pt;margin-top:16.05pt;width:493.25pt;height:.1pt;z-index:-15727616;visibility:visible;mso-wrap-style:square;mso-wrap-distance-left:0;mso-wrap-distance-top:0;mso-wrap-distance-right:0;mso-wrap-distance-bottom:0;mso-position-horizontal:absolute;mso-position-horizontal-relative:page;mso-position-vertical:absolute;mso-position-vertical-relative:text;v-text-anchor:top" coordsize="6264275,1270" o:gfxdata="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" path="m,l6263995,e" filled="f" strokecolor="#0966c2" strokeweight=".28114mm">
+              <v:shape w14:anchorId="2C3DA3B1" id="Graphic 3" o:spid="_x0000_s1026" style="position:absolute;margin-left:51pt;margin-top:16.05pt;width:493.25pt;height:.1pt;z-index:-15727616;visibility:visible;mso-wrap-style:square;mso-wrap-distance-left:0;mso-wrap-distance-top:0;mso-wrap-distance-right:0;mso-wrap-distance-bottom:0;mso-position-horizontal:absolute;mso-position-horizontal-relative:page;mso-position-vertical:absolute;mso-position-vertical-relative:text;v-text-anchor:top" coordsize="6264275,1270" o:gfxdata="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" path="m,l6263995,e" filled="f" strokecolor="#0966c2" strokeweight=".28114mm">
                 <v:path arrowok="t"/>
                 <w10:wrap type="topAndBottom" anchorx="page"/>
               </v:shape>
@@ -2919,17 +2902,21 @@
     </w:p>
     <w:p>
       <w:pPr>
-        <w:pStyle w:val="BodyText"/>
-        <w:spacing w:before="18" w:line="256" w:lineRule="auto"/>
-        <w:rPr>
-          <w:rFonts w:asciiTheme="majorHAnsi" w:hAnsiTheme="majorHAnsi" w:cs="Arial"/>
-        </w:rPr>
-      </w:pPr>
-    </w:p>
-    <w:p>
-      <w:pPr>
         <w:pStyle w:val="Heading5"/>
         <w:spacing w:before="0" w:after="240"/>
+        <w:ind w:left="0"/>
+        <w:rPr>
+          <w:rFonts w:asciiTheme="majorHAnsi" w:hAnsiTheme="majorHAnsi"/>
+          <w:i w:val="0"/>
+          <w:iCs w:val="0"/>
+        </w:rPr>
+      </w:pPr>
+    </w:p>
+    <w:p>
+      <w:pPr>
+        <w:pStyle w:val="Heading5"/>
+        <w:spacing w:before="0" w:after="240"/>
+        <w:ind w:left="0"/>
         <w:rPr>
           <w:rFonts w:asciiTheme="majorHAnsi" w:hAnsiTheme="majorHAnsi"/>
           <w:i w:val="0"/>
@@ -2973,13 +2960,21 @@
           <w:rFonts w:asciiTheme="majorHAnsi" w:hAnsiTheme="majorHAnsi" w:cs="Segoe UI"/>
           <w:lang w:val="en-IN" w:eastAsia="en-IN"/>
         </w:rPr>
-        <w:t>Developed scalable web applications using .NET Core 8.0 and ASP.NET Core Web API, implementing the Repository Pattern for a layered and maintainable architecture. Designed and validated RESTful APIs with Postman and integrated automated unit tests, improving reliability and reducing bugs. Built responsive user interfaces with Angular, HTML, CSS to deliver seamless cross-device experience and enhance user engagement. Additionally, production issues resolved promptly using New Relic, ServiceNow, and SQL Server, improving incident response efficiency and minimizing downtime.</w:t>
+        <w:t>Improved</w:t>
+      </w:r>
+      <w:r>
+        <w:rPr>
+          <w:rFonts w:asciiTheme="majorHAnsi" w:hAnsiTheme="majorHAnsi" w:cs="Segoe UI"/>
+          <w:lang w:val="en-IN" w:eastAsia="en-IN"/>
+        </w:rPr>
+        <w:t xml:space="preserve"> scalable web applications using .NET Core 8.0 and ASP.NET Core Web API, implementing the Repository Pattern for a layered and maintainable architecture. Designed and validated RESTful APIs with Postman and integrated automated unit tests, improving reliability and reducing bugs. Built responsive user interfaces with Angular, HTML, CSS to deliver seamless cross-device experience and enhance user engagement. Additionally, production issues resolved promptly using New Relic, ServiceNow, and SQL Server, improving incident response efficiency and minimizing downtime</w:t>
       </w:r>
     </w:p>
     <w:p>
       <w:pPr>
         <w:pStyle w:val="Heading5"/>
         <w:spacing w:before="185" w:after="240"/>
+        <w:ind w:left="0"/>
         <w:rPr>
           <w:rFonts w:asciiTheme="majorHAnsi" w:hAnsiTheme="majorHAnsi"/>
           <w:i w:val="0"/>
@@ -3044,7 +3039,14 @@
           <w:rFonts w:asciiTheme="majorHAnsi" w:hAnsiTheme="majorHAnsi" w:cs="Tahoma"/>
           <w:iCs/>
         </w:rPr>
-        <w:t xml:space="preserve">Developed responsive web pages with Angular, HTML, CSS for optimal user experience. </w:t>
+        <w:t>Enhanced</w:t>
+      </w:r>
+      <w:r>
+        <w:rPr>
+          <w:rFonts w:asciiTheme="majorHAnsi" w:hAnsiTheme="majorHAnsi" w:cs="Tahoma"/>
+          <w:iCs/>
+        </w:rPr>
+        <w:t xml:space="preserve"> responsive web pages with Angular, HTML, CSS for optimal user experience. </w:t>
       </w:r>
     </w:p>
     <w:p>
@@ -3132,7 +3134,7 @@
         <w:tabs>
           <w:tab w:val="left" w:pos="306"/>
         </w:tabs>
-        <w:spacing w:before="0"/>
+        <w:spacing w:before="0" w:after="240"/>
         <w:ind w:left="714" w:right="312" w:hanging="357"/>
         <w:rPr>
           <w:rFonts w:asciiTheme="majorHAnsi" w:hAnsiTheme="majorHAnsi" w:cs="Arial"/>
@@ -3181,13 +3183,103 @@
         </w:rPr>
         <w:t>duction Support</w:t>
       </w:r>
+      <w:r>
+        <w:rPr>
+          <w:rFonts w:asciiTheme="majorHAnsi" w:hAnsiTheme="majorHAnsi"/>
+          <w:b/>
+          <w:bCs/>
+          <w:w w:val="80"/>
+        </w:rPr>
+        <w:tab/>
+      </w:r>
+      <w:r>
+        <w:rPr>
+          <w:rFonts w:asciiTheme="majorHAnsi" w:hAnsiTheme="majorHAnsi"/>
+          <w:b/>
+          <w:bCs/>
+          <w:w w:val="80"/>
+        </w:rPr>
+        <w:tab/>
+      </w:r>
+      <w:r>
+        <w:rPr>
+          <w:rFonts w:asciiTheme="majorHAnsi" w:hAnsiTheme="majorHAnsi"/>
+          <w:b/>
+          <w:bCs/>
+          <w:w w:val="80"/>
+        </w:rPr>
+        <w:tab/>
+      </w:r>
+      <w:r>
+        <w:rPr>
+          <w:rFonts w:asciiTheme="majorHAnsi" w:hAnsiTheme="majorHAnsi"/>
+          <w:b/>
+          <w:bCs/>
+          <w:w w:val="80"/>
+        </w:rPr>
+        <w:tab/>
+      </w:r>
+      <w:r>
+        <w:rPr>
+          <w:rFonts w:asciiTheme="majorHAnsi" w:hAnsiTheme="majorHAnsi"/>
+          <w:b/>
+          <w:bCs/>
+          <w:w w:val="80"/>
+        </w:rPr>
+        <w:tab/>
+      </w:r>
+      <w:r>
+        <w:rPr>
+          <w:rFonts w:asciiTheme="majorHAnsi" w:hAnsiTheme="majorHAnsi"/>
+          <w:b/>
+          <w:bCs/>
+          <w:w w:val="80"/>
+        </w:rPr>
+        <w:tab/>
+      </w:r>
+      <w:r>
+        <w:rPr>
+          <w:rFonts w:asciiTheme="majorHAnsi" w:hAnsiTheme="majorHAnsi"/>
+          <w:b/>
+          <w:bCs/>
+          <w:w w:val="80"/>
+        </w:rPr>
+        <w:tab/>
+      </w:r>
+      <w:r>
+        <w:rPr>
+          <w:rFonts w:asciiTheme="majorHAnsi" w:hAnsiTheme="majorHAnsi"/>
+          <w:b/>
+          <w:bCs/>
+          <w:w w:val="80"/>
+        </w:rPr>
+        <w:tab/>
+      </w:r>
+      <w:r>
+        <w:rPr>
+          <w:rFonts w:asciiTheme="majorHAnsi" w:hAnsiTheme="majorHAnsi"/>
+          <w:b/>
+          <w:bCs/>
+          <w:w w:val="80"/>
+        </w:rPr>
+        <w:t>C</w:t>
+      </w:r>
+      <w:r>
+        <w:rPr>
+          <w:rFonts w:asciiTheme="majorHAnsi" w:hAnsiTheme="majorHAnsi"/>
+          <w:b/>
+          <w:bCs/>
+          <w:w w:val="80"/>
+        </w:rPr>
+        <w:t>lient: Caesar’s Entertainment</w:t>
+      </w:r>
     </w:p>
     <w:p>
       <w:pPr>
         <w:tabs>
           <w:tab w:val="left" w:pos="306"/>
         </w:tabs>
-        <w:spacing w:line="254" w:lineRule="auto"/>
+        <w:spacing w:after="240" w:line="254" w:lineRule="auto"/>
         <w:ind w:right="310"/>
         <w:rPr>
           <w:rFonts w:asciiTheme="majorHAnsi" w:hAnsiTheme="majorHAnsi" w:cs="Arial"/>
@@ -3561,7 +3653,14 @@
           <w:rFonts w:asciiTheme="majorHAnsi" w:hAnsiTheme="majorHAnsi" w:cs="Tahoma"/>
           <w:spacing w:val="-2"/>
         </w:rPr>
-        <w:t>Implemented Proactive monitoring using New Relic and ServiceNow, signi</w:t>
+        <w:t>enforced</w:t>
+      </w:r>
+      <w:r>
+        <w:rPr>
+          <w:rFonts w:asciiTheme="majorHAnsi" w:hAnsiTheme="majorHAnsi" w:cs="Tahoma"/>
+          <w:spacing w:val="-2"/>
+        </w:rPr>
+        <w:t xml:space="preserve"> Proactive monitoring using New Relic and ServiceNow, signi</w:t>
       </w:r>
       <w:r>
         <w:rPr>
@@ -3853,7 +3952,7 @@
           </mc:Choice>
           <mc:Fallback>
             <w:pict>
-              <v:shape w14:anchorId="4286DA2F" id="Graphic 4" o:spid="_x0000_s1026" style="position:absolute;margin-left:51pt;margin-top:17.25pt;width:493.25pt;height:.1pt;z-index:-15727104;visibility:visible;mso-wrap-style:square;mso-wrap-distance-left:0;mso-wrap-distance-top:0;mso-wrap-distance-right:0;mso-wrap-distance-bottom:0;mso-position-horizontal:absolute;mso-position-horizontal-relative:page;mso-position-vertical:absolute;mso-position-vertical-relative:text;v-text-anchor:top" coordsize="6264275,1270" o:gfxdata="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" path="m,l6263995,e" filled="f" strokecolor="#0966c2" strokeweight=".28114mm">
+              <v:shape w14:anchorId="3DE14B00" id="Graphic 4" o:spid="_x0000_s1026" style="position:absolute;margin-left:51pt;margin-top:17.25pt;width:493.25pt;height:.1pt;z-index:-15727104;visibility:visible;mso-wrap-style:square;mso-wrap-distance-left:0;mso-wrap-distance-top:0;mso-wrap-distance-right:0;mso-wrap-distance-bottom:0;mso-position-horizontal:absolute;mso-position-horizontal-relative:page;mso-position-vertical:absolute;mso-position-vertical-relative:text;v-text-anchor:top" coordsize="6264275,1270" o:gfxdata="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" path="m,l6263995,e" filled="f" strokecolor="#0966c2" strokeweight=".28114mm">
                 <v:path arrowok="t"/>
                 <w10:wrap type="topAndBottom" anchorx="page"/>
               </v:shape>
@@ -4381,7 +4480,7 @@
           </mc:Choice>
           <mc:Fallback>
             <w:pict>
-              <v:shape w14:anchorId="3729F004" id="Graphic 5" o:spid="_x0000_s1026" style="position:absolute;margin-left:51pt;margin-top:17.2pt;width:493.25pt;height:.1pt;z-index:-15726592;visibility:visible;mso-wrap-style:square;mso-wrap-distance-left:0;mso-wrap-distance-top:0;mso-wrap-distance-right:0;mso-wrap-distance-bottom:0;mso-position-horizontal:absolute;mso-position-horizontal-relative:page;mso-position-vertical:absolute;mso-position-vertical-relative:text;v-text-anchor:top" coordsize="6264275,1270" o:gfxdata="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" path="m,l6263995,e" filled="f" strokecolor="#0966c2" strokeweight=".28114mm">
+              <v:shape w14:anchorId="6E773D11" id="Graphic 5" o:spid="_x0000_s1026" style="position:absolute;margin-left:51pt;margin-top:17.2pt;width:493.25pt;height:.1pt;z-index:-15726592;visibility:visible;mso-wrap-style:square;mso-wrap-distance-left:0;mso-wrap-distance-top:0;mso-wrap-distance-right:0;mso-wrap-distance-bottom:0;mso-position-horizontal:absolute;mso-position-horizontal-relative:page;mso-position-vertical:absolute;mso-position-vertical-relative:text;v-text-anchor:top" coordsize="6264275,1270" o:gfxdata="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" path="m,l6263995,e" filled="f" strokecolor="#0966c2" strokeweight=".28114mm">
                 <v:path arrowok="t"/>
                 <w10:wrap type="topAndBottom" anchorx="page"/>
               </v:shape>
@@ -4420,6 +4519,18 @@
         <w:rPr>
           <w:rFonts w:asciiTheme="majorHAnsi" w:hAnsiTheme="majorHAnsi" w:cs="Tahoma"/>
         </w:rPr>
+        <w:t>Certi</w:t>
+      </w:r>
+      <w:r>
+        <w:rPr>
+          <w:rFonts w:asciiTheme="majorHAnsi" w:hAnsiTheme="majorHAnsi" w:cs="Tahoma"/>
+        </w:rPr>
+        <w:t xml:space="preserve">fied </w:t>
+      </w:r>
+      <w:r>
+        <w:rPr>
+          <w:rFonts w:asciiTheme="majorHAnsi" w:hAnsiTheme="majorHAnsi" w:cs="Tahoma"/>
+        </w:rPr>
         <w:t>Microsoft Azure Fundamentals (AZ‑900)</w:t>
       </w:r>
       <w:r>
@@ -4450,6 +4561,12 @@
         <w:rPr>
           <w:rFonts w:asciiTheme="majorHAnsi" w:hAnsiTheme="majorHAnsi" w:cs="Tahoma"/>
         </w:rPr>
+        <w:t xml:space="preserve">Licensed </w:t>
+      </w:r>
+      <w:r>
+        <w:rPr>
+          <w:rFonts w:asciiTheme="majorHAnsi" w:hAnsiTheme="majorHAnsi" w:cs="Tahoma"/>
+        </w:rPr>
         <w:t xml:space="preserve">Microsoft Azure Administrator Associate (AZ‑104) </w:t>
       </w:r>
     </w:p>
@@ -4473,6 +4590,12 @@
         <w:rPr>
           <w:rFonts w:asciiTheme="majorHAnsi" w:hAnsiTheme="majorHAnsi" w:cs="Tahoma"/>
         </w:rPr>
+        <w:t xml:space="preserve">Endorsed </w:t>
+      </w:r>
+      <w:r>
+        <w:rPr>
+          <w:rFonts w:asciiTheme="majorHAnsi" w:hAnsiTheme="majorHAnsi" w:cs="Tahoma"/>
+        </w:rPr>
         <w:t>Coursera:</w:t>
       </w:r>
       <w:r>
@@ -4507,7 +4630,7 @@
         <w:tabs>
           <w:tab w:val="left" w:pos="307"/>
         </w:tabs>
-        <w:spacing w:before="190" w:after="240" w:line="254" w:lineRule="auto"/>
+        <w:spacing w:before="15" w:after="240" w:line="254" w:lineRule="auto"/>
         <w:ind w:left="720" w:right="310" w:firstLine="0"/>
         <w:rPr>
           <w:rFonts w:asciiTheme="majorHAnsi" w:hAnsiTheme="majorHAnsi" w:cs="Tahoma"/>

--- a/Balaramaiah_Machavaram_FullStack_Resume.docx
+++ b/Balaramaiah_Machavaram_FullStack_Resume.docx
@@ -362,7 +362,7 @@
           </mc:Choice>
           <mc:Fallback>
             <w:pict>
-              <v:shape w14:anchorId="4C5D0C6D" id="Graphic 1" o:spid="_x0000_s1026" style="position:absolute;margin-left:51pt;margin-top:16.05pt;width:493.25pt;height:.1pt;z-index:-15728640;visibility:visible;mso-wrap-style:square;mso-wrap-distance-left:0;mso-wrap-distance-top:0;mso-wrap-distance-right:0;mso-wrap-distance-bottom:0;mso-position-horizontal:absolute;mso-position-horizontal-relative:page;mso-position-vertical:absolute;mso-position-vertical-relative:text;v-text-anchor:top" coordsize="6264275,1270" o:gfxdata="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" path="m,l6263995,e" filled="f" strokecolor="#0966c2" strokeweight=".28114mm">
+              <v:shape w14:anchorId="72C90A26" id="Graphic 1" o:spid="_x0000_s1026" style="position:absolute;margin-left:51pt;margin-top:16.05pt;width:493.25pt;height:.1pt;z-index:-15728640;visibility:visible;mso-wrap-style:square;mso-wrap-distance-left:0;mso-wrap-distance-top:0;mso-wrap-distance-right:0;mso-wrap-distance-bottom:0;mso-position-horizontal:absolute;mso-position-horizontal-relative:page;mso-position-vertical:absolute;mso-position-vertical-relative:text;v-text-anchor:top" coordsize="6264275,1270" o:gfxdata="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" path="m,l6263995,e" filled="f" strokecolor="#0966c2" strokeweight=".28114mm">
                 <v:path arrowok="t"/>
                 <w10:wrap type="topAndBottom" anchorx="page"/>
               </v:shape>
@@ -433,7 +433,19 @@
         <w:rPr>
           <w:rFonts w:asciiTheme="majorHAnsi" w:hAnsiTheme="majorHAnsi"/>
         </w:rPr>
-        <w:t>3+</w:t>
+        <w:t>3</w:t>
+      </w:r>
+      <w:r>
+        <w:rPr>
+          <w:rFonts w:asciiTheme="majorHAnsi" w:hAnsiTheme="majorHAnsi"/>
+        </w:rPr>
+        <w:t>.5</w:t>
+      </w:r>
+      <w:r>
+        <w:rPr>
+          <w:rFonts w:asciiTheme="majorHAnsi" w:hAnsiTheme="majorHAnsi"/>
+        </w:rPr>
+        <w:t>+</w:t>
       </w:r>
       <w:r>
         <w:rPr>
@@ -1444,7 +1456,7 @@
           </mc:Choice>
           <mc:Fallback>
             <w:pict>
-              <v:shape w14:anchorId="42A5DEF4" id="Graphic 2" o:spid="_x0000_s1026" style="position:absolute;margin-left:51pt;margin-top:16.05pt;width:493.25pt;height:.1pt;z-index:-15728128;visibility:visible;mso-wrap-style:square;mso-wrap-distance-left:0;mso-wrap-distance-top:0;mso-wrap-distance-right:0;mso-wrap-distance-bottom:0;mso-position-horizontal:absolute;mso-position-horizontal-relative:page;mso-position-vertical:absolute;mso-position-vertical-relative:text;v-text-anchor:top" coordsize="6264275,1270" o:gfxdata="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" path="m,l6263995,e" filled="f" strokecolor="#0966c2" strokeweight=".28114mm">
+              <v:shape w14:anchorId="3C253763" id="Graphic 2" o:spid="_x0000_s1026" style="position:absolute;margin-left:51pt;margin-top:16.05pt;width:493.25pt;height:.1pt;z-index:-15728128;visibility:visible;mso-wrap-style:square;mso-wrap-distance-left:0;mso-wrap-distance-top:0;mso-wrap-distance-right:0;mso-wrap-distance-bottom:0;mso-position-horizontal:absolute;mso-position-horizontal-relative:page;mso-position-vertical:absolute;mso-position-vertical-relative:text;v-text-anchor:top" coordsize="6264275,1270" o:gfxdata="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" path="m,l6263995,e" filled="f" strokecolor="#0966c2" strokeweight=".28114mm">
                 <v:path arrowok="t"/>
                 <w10:wrap type="topAndBottom" anchorx="page"/>
               </v:shape>
@@ -1811,7 +1823,6 @@
         </w:rPr>
         <w:t xml:space="preserve"> </w:t>
       </w:r>
-      <w:proofErr w:type="spellStart"/>
       <w:r>
         <w:rPr>
           <w:rFonts w:asciiTheme="majorHAnsi" w:hAnsiTheme="majorHAnsi"/>
@@ -1819,7 +1830,6 @@
         </w:rPr>
         <w:t>xUnit</w:t>
       </w:r>
-      <w:proofErr w:type="spellEnd"/>
     </w:p>
     <w:p>
       <w:pPr>
@@ -2166,7 +2176,7 @@
           </mc:Choice>
           <mc:Fallback>
             <w:pict>
-              <v:shape w14:anchorId="2C3DA3B1" id="Graphic 3" o:spid="_x0000_s1026" style="position:absolute;margin-left:51pt;margin-top:16.05pt;width:493.25pt;height:.1pt;z-index:-15727616;visibility:visible;mso-wrap-style:square;mso-wrap-distance-left:0;mso-wrap-distance-top:0;mso-wrap-distance-right:0;mso-wrap-distance-bottom:0;mso-position-horizontal:absolute;mso-position-horizontal-relative:page;mso-position-vertical:absolute;mso-position-vertical-relative:text;v-text-anchor:top" coordsize="6264275,1270" o:gfxdata="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" path="m,l6263995,e" filled="f" strokecolor="#0966c2" strokeweight=".28114mm">
+              <v:shape w14:anchorId="5513C452" id="Graphic 3" o:spid="_x0000_s1026" style="position:absolute;margin-left:51pt;margin-top:16.05pt;width:493.25pt;height:.1pt;z-index:-15727616;visibility:visible;mso-wrap-style:square;mso-wrap-distance-left:0;mso-wrap-distance-top:0;mso-wrap-distance-right:0;mso-wrap-distance-bottom:0;mso-position-horizontal:absolute;mso-position-horizontal-relative:page;mso-position-vertical:absolute;mso-position-vertical-relative:text;v-text-anchor:top" coordsize="6264275,1270" o:gfxdata="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" path="m,l6263995,e" filled="f" strokecolor="#0966c2" strokeweight=".28114mm">
                 <v:path arrowok="t"/>
                 <w10:wrap type="topAndBottom" anchorx="page"/>
               </v:shape>
@@ -3952,7 +3962,7 @@
           </mc:Choice>
           <mc:Fallback>
             <w:pict>
-              <v:shape w14:anchorId="3DE14B00" id="Graphic 4" o:spid="_x0000_s1026" style="position:absolute;margin-left:51pt;margin-top:17.25pt;width:493.25pt;height:.1pt;z-index:-15727104;visibility:visible;mso-wrap-style:square;mso-wrap-distance-left:0;mso-wrap-distance-top:0;mso-wrap-distance-right:0;mso-wrap-distance-bottom:0;mso-position-horizontal:absolute;mso-position-horizontal-relative:page;mso-position-vertical:absolute;mso-position-vertical-relative:text;v-text-anchor:top" coordsize="6264275,1270" o:gfxdata="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" path="m,l6263995,e" filled="f" strokecolor="#0966c2" strokeweight=".28114mm">
+              <v:shape w14:anchorId="5E66AB8D" id="Graphic 4" o:spid="_x0000_s1026" style="position:absolute;margin-left:51pt;margin-top:17.25pt;width:493.25pt;height:.1pt;z-index:-15727104;visibility:visible;mso-wrap-style:square;mso-wrap-distance-left:0;mso-wrap-distance-top:0;mso-wrap-distance-right:0;mso-wrap-distance-bottom:0;mso-position-horizontal:absolute;mso-position-horizontal-relative:page;mso-position-vertical:absolute;mso-position-vertical-relative:text;v-text-anchor:top" coordsize="6264275,1270" o:gfxdata="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" path="m,l6263995,e" filled="f" strokecolor="#0966c2" strokeweight=".28114mm">
                 <v:path arrowok="t"/>
                 <w10:wrap type="topAndBottom" anchorx="page"/>
               </v:shape>
@@ -3981,7 +3991,6 @@
           <w:iCs w:val="0"/>
         </w:rPr>
       </w:pPr>
-      <w:proofErr w:type="spellStart"/>
       <w:proofErr w:type="gramStart"/>
       <w:r>
         <w:rPr>
@@ -3992,7 +4001,6 @@
         </w:rPr>
         <w:t>B.Tech</w:t>
       </w:r>
-      <w:proofErr w:type="spellEnd"/>
       <w:proofErr w:type="gramEnd"/>
       <w:r>
         <w:rPr>
@@ -4480,7 +4488,7 @@
           </mc:Choice>
           <mc:Fallback>
             <w:pict>
-              <v:shape w14:anchorId="6E773D11" id="Graphic 5" o:spid="_x0000_s1026" style="position:absolute;margin-left:51pt;margin-top:17.2pt;width:493.25pt;height:.1pt;z-index:-15726592;visibility:visible;mso-wrap-style:square;mso-wrap-distance-left:0;mso-wrap-distance-top:0;mso-wrap-distance-right:0;mso-wrap-distance-bottom:0;mso-position-horizontal:absolute;mso-position-horizontal-relative:page;mso-position-vertical:absolute;mso-position-vertical-relative:text;v-text-anchor:top" coordsize="6264275,1270" o:gfxdata="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" path="m,l6263995,e" filled="f" strokecolor="#0966c2" strokeweight=".28114mm">
+              <v:shape w14:anchorId="471E94EE" id="Graphic 5" o:spid="_x0000_s1026" style="position:absolute;margin-left:51pt;margin-top:17.2pt;width:493.25pt;height:.1pt;z-index:-15726592;visibility:visible;mso-wrap-style:square;mso-wrap-distance-left:0;mso-wrap-distance-top:0;mso-wrap-distance-right:0;mso-wrap-distance-bottom:0;mso-position-horizontal:absolute;mso-position-horizontal-relative:page;mso-position-vertical:absolute;mso-position-vertical-relative:text;v-text-anchor:top" coordsize="6264275,1270" o:gfxdata="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" path="m,l6263995,e" filled="f" strokecolor="#0966c2" strokeweight=".28114mm">
                 <v:path arrowok="t"/>
                 <w10:wrap type="topAndBottom" anchorx="page"/>
               </v:shape>

--- a/Balaramaiah_Machavaram_FullStack_Resume.docx
+++ b/Balaramaiah_Machavaram_FullStack_Resume.docx
@@ -362,7 +362,7 @@
           </mc:Choice>
           <mc:Fallback>
             <w:pict>
-              <v:shape w14:anchorId="72C90A26" id="Graphic 1" o:spid="_x0000_s1026" style="position:absolute;margin-left:51pt;margin-top:16.05pt;width:493.25pt;height:.1pt;z-index:-15728640;visibility:visible;mso-wrap-style:square;mso-wrap-distance-left:0;mso-wrap-distance-top:0;mso-wrap-distance-right:0;mso-wrap-distance-bottom:0;mso-position-horizontal:absolute;mso-position-horizontal-relative:page;mso-position-vertical:absolute;mso-position-vertical-relative:text;v-text-anchor:top" coordsize="6264275,1270" o:gfxdata="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" path="m,l6263995,e" filled="f" strokecolor="#0966c2" strokeweight=".28114mm">
+              <v:shape w14:anchorId="4F8AF226" id="Graphic 1" o:spid="_x0000_s1026" style="position:absolute;margin-left:51pt;margin-top:16.05pt;width:493.25pt;height:.1pt;z-index:-15728640;visibility:visible;mso-wrap-style:square;mso-wrap-distance-left:0;mso-wrap-distance-top:0;mso-wrap-distance-right:0;mso-wrap-distance-bottom:0;mso-position-horizontal:absolute;mso-position-horizontal-relative:page;mso-position-vertical:absolute;mso-position-vertical-relative:text;v-text-anchor:top" coordsize="6264275,1270" o:gfxdata="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" path="m,l6263995,e" filled="f" strokecolor="#0966c2" strokeweight=".28114mm">
                 <v:path arrowok="t"/>
                 <w10:wrap type="topAndBottom" anchorx="page"/>
               </v:shape>
@@ -1456,7 +1456,7 @@
           </mc:Choice>
           <mc:Fallback>
             <w:pict>
-              <v:shape w14:anchorId="3C253763" id="Graphic 2" o:spid="_x0000_s1026" style="position:absolute;margin-left:51pt;margin-top:16.05pt;width:493.25pt;height:.1pt;z-index:-15728128;visibility:visible;mso-wrap-style:square;mso-wrap-distance-left:0;mso-wrap-distance-top:0;mso-wrap-distance-right:0;mso-wrap-distance-bottom:0;mso-position-horizontal:absolute;mso-position-horizontal-relative:page;mso-position-vertical:absolute;mso-position-vertical-relative:text;v-text-anchor:top" coordsize="6264275,1270" o:gfxdata="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" path="m,l6263995,e" filled="f" strokecolor="#0966c2" strokeweight=".28114mm">
+              <v:shape w14:anchorId="691A9F9D" id="Graphic 2" o:spid="_x0000_s1026" style="position:absolute;margin-left:51pt;margin-top:16.05pt;width:493.25pt;height:.1pt;z-index:-15728128;visibility:visible;mso-wrap-style:square;mso-wrap-distance-left:0;mso-wrap-distance-top:0;mso-wrap-distance-right:0;mso-wrap-distance-bottom:0;mso-position-horizontal:absolute;mso-position-horizontal-relative:page;mso-position-vertical:absolute;mso-position-vertical-relative:text;v-text-anchor:top" coordsize="6264275,1270" o:gfxdata="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" path="m,l6263995,e" filled="f" strokecolor="#0966c2" strokeweight=".28114mm">
                 <v:path arrowok="t"/>
                 <w10:wrap type="topAndBottom" anchorx="page"/>
               </v:shape>
@@ -1823,6 +1823,7 @@
         </w:rPr>
         <w:t xml:space="preserve"> </w:t>
       </w:r>
+      <w:proofErr w:type="spellStart"/>
       <w:r>
         <w:rPr>
           <w:rFonts w:asciiTheme="majorHAnsi" w:hAnsiTheme="majorHAnsi"/>
@@ -1830,6 +1831,7 @@
         </w:rPr>
         <w:t>xUnit</w:t>
       </w:r>
+      <w:proofErr w:type="spellEnd"/>
     </w:p>
     <w:p>
       <w:pPr>
@@ -2176,7 +2178,7 @@
           </mc:Choice>
           <mc:Fallback>
             <w:pict>
-              <v:shape w14:anchorId="5513C452" id="Graphic 3" o:spid="_x0000_s1026" style="position:absolute;margin-left:51pt;margin-top:16.05pt;width:493.25pt;height:.1pt;z-index:-15727616;visibility:visible;mso-wrap-style:square;mso-wrap-distance-left:0;mso-wrap-distance-top:0;mso-wrap-distance-right:0;mso-wrap-distance-bottom:0;mso-position-horizontal:absolute;mso-position-horizontal-relative:page;mso-position-vertical:absolute;mso-position-vertical-relative:text;v-text-anchor:top" coordsize="6264275,1270" o:gfxdata="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" path="m,l6263995,e" filled="f" strokecolor="#0966c2" strokeweight=".28114mm">
+              <v:shape w14:anchorId="55D8D1E2" id="Graphic 3" o:spid="_x0000_s1026" style="position:absolute;margin-left:51pt;margin-top:16.05pt;width:493.25pt;height:.1pt;z-index:-15727616;visibility:visible;mso-wrap-style:square;mso-wrap-distance-left:0;mso-wrap-distance-top:0;mso-wrap-distance-right:0;mso-wrap-distance-bottom:0;mso-position-horizontal:absolute;mso-position-horizontal-relative:page;mso-position-vertical:absolute;mso-position-vertical-relative:text;v-text-anchor:top" coordsize="6264275,1270" o:gfxdata="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" path="m,l6263995,e" filled="f" strokecolor="#0966c2" strokeweight=".28114mm">
                 <v:path arrowok="t"/>
                 <w10:wrap type="topAndBottom" anchorx="page"/>
               </v:shape>
@@ -2562,7 +2564,18 @@
           <w:iCs w:val="0"/>
           <w:spacing w:val="-2"/>
         </w:rPr>
-        <w:t>Centre</w:t>
+        <w:t>Cent</w:t>
+      </w:r>
+      <w:r>
+        <w:rPr>
+          <w:rFonts w:asciiTheme="majorHAnsi" w:hAnsiTheme="majorHAnsi" w:cstheme="minorHAnsi"/>
+          <w:b/>
+          <w:bCs/>
+          <w:i w:val="0"/>
+          <w:iCs w:val="0"/>
+          <w:spacing w:val="-2"/>
+        </w:rPr>
+        <w:t>er</w:t>
       </w:r>
       <w:r>
         <w:rPr>
@@ -3962,7 +3975,7 @@
           </mc:Choice>
           <mc:Fallback>
             <w:pict>
-              <v:shape w14:anchorId="5E66AB8D" id="Graphic 4" o:spid="_x0000_s1026" style="position:absolute;margin-left:51pt;margin-top:17.25pt;width:493.25pt;height:.1pt;z-index:-15727104;visibility:visible;mso-wrap-style:square;mso-wrap-distance-left:0;mso-wrap-distance-top:0;mso-wrap-distance-right:0;mso-wrap-distance-bottom:0;mso-position-horizontal:absolute;mso-position-horizontal-relative:page;mso-position-vertical:absolute;mso-position-vertical-relative:text;v-text-anchor:top" coordsize="6264275,1270" o:gfxdata="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" path="m,l6263995,e" filled="f" strokecolor="#0966c2" strokeweight=".28114mm">
+              <v:shape w14:anchorId="43A80000" id="Graphic 4" o:spid="_x0000_s1026" style="position:absolute;margin-left:51pt;margin-top:17.25pt;width:493.25pt;height:.1pt;z-index:-15727104;visibility:visible;mso-wrap-style:square;mso-wrap-distance-left:0;mso-wrap-distance-top:0;mso-wrap-distance-right:0;mso-wrap-distance-bottom:0;mso-position-horizontal:absolute;mso-position-horizontal-relative:page;mso-position-vertical:absolute;mso-position-vertical-relative:text;v-text-anchor:top" coordsize="6264275,1270" o:gfxdata="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" path="m,l6263995,e" filled="f" strokecolor="#0966c2" strokeweight=".28114mm">
                 <v:path arrowok="t"/>
                 <w10:wrap type="topAndBottom" anchorx="page"/>
               </v:shape>
@@ -3991,6 +4004,7 @@
           <w:iCs w:val="0"/>
         </w:rPr>
       </w:pPr>
+      <w:proofErr w:type="spellStart"/>
       <w:proofErr w:type="gramStart"/>
       <w:r>
         <w:rPr>
@@ -4001,6 +4015,7 @@
         </w:rPr>
         <w:t>B.Tech</w:t>
       </w:r>
+      <w:proofErr w:type="spellEnd"/>
       <w:proofErr w:type="gramEnd"/>
       <w:r>
         <w:rPr>
@@ -4488,7 +4503,7 @@
           </mc:Choice>
           <mc:Fallback>
             <w:pict>
-              <v:shape w14:anchorId="471E94EE" id="Graphic 5" o:spid="_x0000_s1026" style="position:absolute;margin-left:51pt;margin-top:17.2pt;width:493.25pt;height:.1pt;z-index:-15726592;visibility:visible;mso-wrap-style:square;mso-wrap-distance-left:0;mso-wrap-distance-top:0;mso-wrap-distance-right:0;mso-wrap-distance-bottom:0;mso-position-horizontal:absolute;mso-position-horizontal-relative:page;mso-position-vertical:absolute;mso-position-vertical-relative:text;v-text-anchor:top" coordsize="6264275,1270" o:gfxdata="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" path="m,l6263995,e" filled="f" strokecolor="#0966c2" strokeweight=".28114mm">
+              <v:shape w14:anchorId="6BEB8BC3" id="Graphic 5" o:spid="_x0000_s1026" style="position:absolute;margin-left:51pt;margin-top:17.2pt;width:493.25pt;height:.1pt;z-index:-15726592;visibility:visible;mso-wrap-style:square;mso-wrap-distance-left:0;mso-wrap-distance-top:0;mso-wrap-distance-right:0;mso-wrap-distance-bottom:0;mso-position-horizontal:absolute;mso-position-horizontal-relative:page;mso-position-vertical:absolute;mso-position-vertical-relative:text;v-text-anchor:top" coordsize="6264275,1270" o:gfxdata="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" path="m,l6263995,e" filled="f" strokecolor="#0966c2" strokeweight=".28114mm">
                 <v:path arrowok="t"/>
                 <w10:wrap type="topAndBottom" anchorx="page"/>
               </v:shape>

--- a/Balaramaiah_Machavaram_FullStack_Resume.docx
+++ b/Balaramaiah_Machavaram_FullStack_Resume.docx
@@ -362,7 +362,7 @@
           </mc:Choice>
           <mc:Fallback>
             <w:pict>
-              <v:shape w14:anchorId="4F8AF226" id="Graphic 1" o:spid="_x0000_s1026" style="position:absolute;margin-left:51pt;margin-top:16.05pt;width:493.25pt;height:.1pt;z-index:-15728640;visibility:visible;mso-wrap-style:square;mso-wrap-distance-left:0;mso-wrap-distance-top:0;mso-wrap-distance-right:0;mso-wrap-distance-bottom:0;mso-position-horizontal:absolute;mso-position-horizontal-relative:page;mso-position-vertical:absolute;mso-position-vertical-relative:text;v-text-anchor:top" coordsize="6264275,1270" o:gfxdata="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" path="m,l6263995,e" filled="f" strokecolor="#0966c2" strokeweight=".28114mm">
+              <v:shape w14:anchorId="6662D8C3" id="Graphic 1" o:spid="_x0000_s1026" style="position:absolute;margin-left:51pt;margin-top:16.05pt;width:493.25pt;height:.1pt;z-index:-15728640;visibility:visible;mso-wrap-style:square;mso-wrap-distance-left:0;mso-wrap-distance-top:0;mso-wrap-distance-right:0;mso-wrap-distance-bottom:0;mso-position-horizontal:absolute;mso-position-horizontal-relative:page;mso-position-vertical:absolute;mso-position-vertical-relative:text;v-text-anchor:top" coordsize="6264275,1270" o:gfxdata="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" path="m,l6263995,e" filled="f" strokecolor="#0966c2" strokeweight=".28114mm">
                 <v:path arrowok="t"/>
                 <w10:wrap type="topAndBottom" anchorx="page"/>
               </v:shape>
@@ -433,19 +433,7 @@
         <w:rPr>
           <w:rFonts w:asciiTheme="majorHAnsi" w:hAnsiTheme="majorHAnsi"/>
         </w:rPr>
-        <w:t>3</w:t>
-      </w:r>
-      <w:r>
-        <w:rPr>
-          <w:rFonts w:asciiTheme="majorHAnsi" w:hAnsiTheme="majorHAnsi"/>
-        </w:rPr>
-        <w:t>.5</w:t>
-      </w:r>
-      <w:r>
-        <w:rPr>
-          <w:rFonts w:asciiTheme="majorHAnsi" w:hAnsiTheme="majorHAnsi"/>
-        </w:rPr>
-        <w:t>+</w:t>
+        <w:t>3.5+</w:t>
       </w:r>
       <w:r>
         <w:rPr>
@@ -1456,7 +1444,7 @@
           </mc:Choice>
           <mc:Fallback>
             <w:pict>
-              <v:shape w14:anchorId="691A9F9D" id="Graphic 2" o:spid="_x0000_s1026" style="position:absolute;margin-left:51pt;margin-top:16.05pt;width:493.25pt;height:.1pt;z-index:-15728128;visibility:visible;mso-wrap-style:square;mso-wrap-distance-left:0;mso-wrap-distance-top:0;mso-wrap-distance-right:0;mso-wrap-distance-bottom:0;mso-position-horizontal:absolute;mso-position-horizontal-relative:page;mso-position-vertical:absolute;mso-position-vertical-relative:text;v-text-anchor:top" coordsize="6264275,1270" o:gfxdata="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" path="m,l6263995,e" filled="f" strokecolor="#0966c2" strokeweight=".28114mm">
+              <v:shape w14:anchorId="30D773EF" id="Graphic 2" o:spid="_x0000_s1026" style="position:absolute;margin-left:51pt;margin-top:16.05pt;width:493.25pt;height:.1pt;z-index:-15728128;visibility:visible;mso-wrap-style:square;mso-wrap-distance-left:0;mso-wrap-distance-top:0;mso-wrap-distance-right:0;mso-wrap-distance-bottom:0;mso-position-horizontal:absolute;mso-position-horizontal-relative:page;mso-position-vertical:absolute;mso-position-vertical-relative:text;v-text-anchor:top" coordsize="6264275,1270" o:gfxdata="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" path="m,l6263995,e" filled="f" strokecolor="#0966c2" strokeweight=".28114mm">
                 <v:path arrowok="t"/>
                 <w10:wrap type="topAndBottom" anchorx="page"/>
               </v:shape>
@@ -2178,7 +2166,7 @@
           </mc:Choice>
           <mc:Fallback>
             <w:pict>
-              <v:shape w14:anchorId="55D8D1E2" id="Graphic 3" o:spid="_x0000_s1026" style="position:absolute;margin-left:51pt;margin-top:16.05pt;width:493.25pt;height:.1pt;z-index:-15727616;visibility:visible;mso-wrap-style:square;mso-wrap-distance-left:0;mso-wrap-distance-top:0;mso-wrap-distance-right:0;mso-wrap-distance-bottom:0;mso-position-horizontal:absolute;mso-position-horizontal-relative:page;mso-position-vertical:absolute;mso-position-vertical-relative:text;v-text-anchor:top" coordsize="6264275,1270" o:gfxdata="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" path="m,l6263995,e" filled="f" strokecolor="#0966c2" strokeweight=".28114mm">
+              <v:shape w14:anchorId="5F2BEDF0" id="Graphic 3" o:spid="_x0000_s1026" style="position:absolute;margin-left:51pt;margin-top:16.05pt;width:493.25pt;height:.1pt;z-index:-15727616;visibility:visible;mso-wrap-style:square;mso-wrap-distance-left:0;mso-wrap-distance-top:0;mso-wrap-distance-right:0;mso-wrap-distance-bottom:0;mso-position-horizontal:absolute;mso-position-horizontal-relative:page;mso-position-vertical:absolute;mso-position-vertical-relative:text;v-text-anchor:top" coordsize="6264275,1270" o:gfxdata="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" path="m,l6263995,e" filled="f" strokecolor="#0966c2" strokeweight=".28114mm">
                 <v:path arrowok="t"/>
                 <w10:wrap type="topAndBottom" anchorx="page"/>
               </v:shape>
@@ -2819,40 +2807,6 @@
           <w:iCs w:val="0"/>
         </w:rPr>
         <w:t>Framework,</w:t>
-      </w:r>
-      <w:r>
-        <w:rPr>
-          <w:rFonts w:asciiTheme="majorHAnsi" w:hAnsiTheme="majorHAnsi" w:cs="Tahoma"/>
-          <w:i w:val="0"/>
-          <w:iCs w:val="0"/>
-          <w:spacing w:val="26"/>
-        </w:rPr>
-        <w:t xml:space="preserve"> </w:t>
-      </w:r>
-      <w:r>
-        <w:rPr>
-          <w:rFonts w:asciiTheme="majorHAnsi" w:hAnsiTheme="majorHAnsi" w:cs="Tahoma"/>
-          <w:i w:val="0"/>
-          <w:iCs w:val="0"/>
-        </w:rPr>
-        <w:t>Repository</w:t>
-      </w:r>
-      <w:r>
-        <w:rPr>
-          <w:rFonts w:asciiTheme="majorHAnsi" w:hAnsiTheme="majorHAnsi" w:cs="Tahoma"/>
-          <w:i w:val="0"/>
-          <w:iCs w:val="0"/>
-          <w:spacing w:val="26"/>
-        </w:rPr>
-        <w:t xml:space="preserve"> </w:t>
-      </w:r>
-      <w:r>
-        <w:rPr>
-          <w:rFonts w:asciiTheme="majorHAnsi" w:hAnsiTheme="majorHAnsi" w:cs="Tahoma"/>
-          <w:i w:val="0"/>
-          <w:iCs w:val="0"/>
-        </w:rPr>
-        <w:t>Pattern,</w:t>
       </w:r>
       <w:r>
         <w:rPr>
@@ -3691,172 +3645,6 @@
           <w:spacing w:val="-2"/>
         </w:rPr>
         <w:t>ficantly reducing resolution time and improving system stability.</w:t>
-      </w:r>
-    </w:p>
-    <w:p>
-      <w:pPr>
-        <w:pStyle w:val="ListParagraph"/>
-        <w:numPr>
-          <w:ilvl w:val="0"/>
-          <w:numId w:val="2"/>
-        </w:numPr>
-        <w:tabs>
-          <w:tab w:val="left" w:pos="307"/>
-        </w:tabs>
-        <w:spacing w:before="0" w:line="254" w:lineRule="auto"/>
-        <w:ind w:right="310"/>
-        <w:rPr>
-          <w:rFonts w:asciiTheme="majorHAnsi" w:hAnsiTheme="majorHAnsi" w:cs="Tahoma"/>
-        </w:rPr>
-      </w:pPr>
-      <w:r>
-        <w:rPr>
-          <w:rFonts w:asciiTheme="majorHAnsi" w:hAnsiTheme="majorHAnsi" w:cs="Tahoma"/>
-        </w:rPr>
-        <w:t>Built</w:t>
-      </w:r>
-      <w:r>
-        <w:rPr>
-          <w:rFonts w:asciiTheme="majorHAnsi" w:hAnsiTheme="majorHAnsi" w:cs="Tahoma"/>
-          <w:spacing w:val="24"/>
-        </w:rPr>
-        <w:t xml:space="preserve"> </w:t>
-      </w:r>
-      <w:r>
-        <w:rPr>
-          <w:rFonts w:asciiTheme="majorHAnsi" w:hAnsiTheme="majorHAnsi" w:cs="Tahoma"/>
-        </w:rPr>
-        <w:t>monitoring</w:t>
-      </w:r>
-      <w:r>
-        <w:rPr>
-          <w:rFonts w:asciiTheme="majorHAnsi" w:hAnsiTheme="majorHAnsi" w:cs="Tahoma"/>
-          <w:spacing w:val="24"/>
-        </w:rPr>
-        <w:t xml:space="preserve"> </w:t>
-      </w:r>
-      <w:r>
-        <w:rPr>
-          <w:rFonts w:asciiTheme="majorHAnsi" w:hAnsiTheme="majorHAnsi" w:cs="Tahoma"/>
-        </w:rPr>
-        <w:t>bots/tools</w:t>
-      </w:r>
-      <w:r>
-        <w:rPr>
-          <w:rFonts w:asciiTheme="majorHAnsi" w:hAnsiTheme="majorHAnsi" w:cs="Tahoma"/>
-          <w:spacing w:val="24"/>
-        </w:rPr>
-        <w:t xml:space="preserve"> </w:t>
-      </w:r>
-      <w:r>
-        <w:rPr>
-          <w:rFonts w:asciiTheme="majorHAnsi" w:hAnsiTheme="majorHAnsi" w:cs="Tahoma"/>
-        </w:rPr>
-        <w:t>that</w:t>
-      </w:r>
-      <w:r>
-        <w:rPr>
-          <w:rFonts w:asciiTheme="majorHAnsi" w:hAnsiTheme="majorHAnsi" w:cs="Tahoma"/>
-          <w:spacing w:val="24"/>
-        </w:rPr>
-        <w:t xml:space="preserve"> </w:t>
-      </w:r>
-      <w:r>
-        <w:rPr>
-          <w:rFonts w:asciiTheme="majorHAnsi" w:hAnsiTheme="majorHAnsi" w:cs="Tahoma"/>
-        </w:rPr>
-        <w:t>increased</w:t>
-      </w:r>
-      <w:r>
-        <w:rPr>
-          <w:rFonts w:asciiTheme="majorHAnsi" w:hAnsiTheme="majorHAnsi" w:cs="Tahoma"/>
-          <w:spacing w:val="24"/>
-        </w:rPr>
-        <w:t xml:space="preserve"> </w:t>
-      </w:r>
-      <w:r>
-        <w:rPr>
-          <w:rFonts w:asciiTheme="majorHAnsi" w:hAnsiTheme="majorHAnsi" w:cs="Tahoma"/>
-        </w:rPr>
-        <w:t>system</w:t>
-      </w:r>
-      <w:r>
-        <w:rPr>
-          <w:rFonts w:asciiTheme="majorHAnsi" w:hAnsiTheme="majorHAnsi" w:cs="Tahoma"/>
-          <w:spacing w:val="24"/>
-        </w:rPr>
-        <w:t xml:space="preserve"> </w:t>
-      </w:r>
-      <w:r>
-        <w:rPr>
-          <w:rFonts w:asciiTheme="majorHAnsi" w:hAnsiTheme="majorHAnsi" w:cs="Tahoma"/>
-        </w:rPr>
-        <w:t>stability</w:t>
-      </w:r>
-      <w:r>
-        <w:rPr>
-          <w:rFonts w:asciiTheme="majorHAnsi" w:hAnsiTheme="majorHAnsi" w:cs="Tahoma"/>
-          <w:b/>
-        </w:rPr>
-        <w:t xml:space="preserve"> </w:t>
-      </w:r>
-      <w:r>
-        <w:rPr>
-          <w:rFonts w:asciiTheme="majorHAnsi" w:hAnsiTheme="majorHAnsi" w:cs="Tahoma"/>
-        </w:rPr>
-        <w:t>and</w:t>
-      </w:r>
-      <w:r>
-        <w:rPr>
-          <w:rFonts w:asciiTheme="majorHAnsi" w:hAnsiTheme="majorHAnsi" w:cs="Tahoma"/>
-          <w:spacing w:val="24"/>
-        </w:rPr>
-        <w:t xml:space="preserve"> </w:t>
-      </w:r>
-      <w:r>
-        <w:rPr>
-          <w:rFonts w:asciiTheme="majorHAnsi" w:hAnsiTheme="majorHAnsi" w:cs="Tahoma"/>
-        </w:rPr>
-        <w:t>enabled</w:t>
-      </w:r>
-      <w:r>
-        <w:rPr>
-          <w:rFonts w:asciiTheme="majorHAnsi" w:hAnsiTheme="majorHAnsi" w:cs="Tahoma"/>
-          <w:spacing w:val="24"/>
-        </w:rPr>
-        <w:t xml:space="preserve"> </w:t>
-      </w:r>
-      <w:r>
-        <w:rPr>
-          <w:rFonts w:asciiTheme="majorHAnsi" w:hAnsiTheme="majorHAnsi" w:cs="Tahoma"/>
-        </w:rPr>
-        <w:t>early</w:t>
-      </w:r>
-      <w:r>
-        <w:rPr>
-          <w:rFonts w:asciiTheme="majorHAnsi" w:hAnsiTheme="majorHAnsi" w:cs="Tahoma"/>
-          <w:spacing w:val="24"/>
-        </w:rPr>
-        <w:t xml:space="preserve"> </w:t>
-      </w:r>
-      <w:r>
-        <w:rPr>
-          <w:rFonts w:asciiTheme="majorHAnsi" w:hAnsiTheme="majorHAnsi" w:cs="Tahoma"/>
-        </w:rPr>
-        <w:t>anomaly</w:t>
-      </w:r>
-      <w:r>
-        <w:rPr>
-          <w:rFonts w:asciiTheme="majorHAnsi" w:hAnsiTheme="majorHAnsi" w:cs="Tahoma"/>
-          <w:spacing w:val="24"/>
-        </w:rPr>
-        <w:t xml:space="preserve"> </w:t>
-      </w:r>
-      <w:r>
-        <w:rPr>
-          <w:rFonts w:asciiTheme="majorHAnsi" w:hAnsiTheme="majorHAnsi" w:cs="Tahoma"/>
-        </w:rPr>
-        <w:t>detection maintained detailed runbooks.</w:t>
       </w:r>
     </w:p>
     <w:p>
@@ -3975,7 +3763,7 @@
           </mc:Choice>
           <mc:Fallback>
             <w:pict>
-              <v:shape w14:anchorId="43A80000" id="Graphic 4" o:spid="_x0000_s1026" style="position:absolute;margin-left:51pt;margin-top:17.25pt;width:493.25pt;height:.1pt;z-index:-15727104;visibility:visible;mso-wrap-style:square;mso-wrap-distance-left:0;mso-wrap-distance-top:0;mso-wrap-distance-right:0;mso-wrap-distance-bottom:0;mso-position-horizontal:absolute;mso-position-horizontal-relative:page;mso-position-vertical:absolute;mso-position-vertical-relative:text;v-text-anchor:top" coordsize="6264275,1270" o:gfxdata="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" path="m,l6263995,e" filled="f" strokecolor="#0966c2" strokeweight=".28114mm">
+              <v:shape w14:anchorId="658B48CA" id="Graphic 4" o:spid="_x0000_s1026" style="position:absolute;margin-left:51pt;margin-top:17.25pt;width:493.25pt;height:.1pt;z-index:-15727104;visibility:visible;mso-wrap-style:square;mso-wrap-distance-left:0;mso-wrap-distance-top:0;mso-wrap-distance-right:0;mso-wrap-distance-bottom:0;mso-position-horizontal:absolute;mso-position-horizontal-relative:page;mso-position-vertical:absolute;mso-position-vertical-relative:text;v-text-anchor:top" coordsize="6264275,1270" o:gfxdata="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" path="m,l6263995,e" filled="f" strokecolor="#0966c2" strokeweight=".28114mm">
                 <v:path arrowok="t"/>
                 <w10:wrap type="topAndBottom" anchorx="page"/>
               </v:shape>
@@ -4005,7 +3793,6 @@
         </w:rPr>
       </w:pPr>
       <w:proofErr w:type="spellStart"/>
-      <w:proofErr w:type="gramStart"/>
       <w:r>
         <w:rPr>
           <w:rFonts w:asciiTheme="majorHAnsi" w:hAnsiTheme="majorHAnsi"/>
@@ -4016,7 +3803,6 @@
         <w:t>B.Tech</w:t>
       </w:r>
       <w:proofErr w:type="spellEnd"/>
-      <w:proofErr w:type="gramEnd"/>
       <w:r>
         <w:rPr>
           <w:rFonts w:asciiTheme="majorHAnsi" w:hAnsiTheme="majorHAnsi"/>
@@ -4123,7 +3909,6 @@
         </w:rPr>
         <w:t>Rise Krishna Sai Gandhi Group of Institutions, Ongole, Andhra Pradesh</w:t>
       </w:r>
-      <w:proofErr w:type="gramStart"/>
       <w:r>
         <w:rPr>
           <w:rFonts w:asciiTheme="majorHAnsi" w:hAnsiTheme="majorHAnsi" w:cs="Tahoma"/>
@@ -4144,7 +3929,6 @@
         </w:rPr>
         <w:t>Jul</w:t>
       </w:r>
-      <w:proofErr w:type="gramEnd"/>
       <w:r>
         <w:rPr>
           <w:rFonts w:asciiTheme="majorHAnsi" w:hAnsiTheme="majorHAnsi" w:cs="Tahoma"/>
@@ -4503,7 +4287,7 @@
           </mc:Choice>
           <mc:Fallback>
             <w:pict>
-              <v:shape w14:anchorId="6BEB8BC3" id="Graphic 5" o:spid="_x0000_s1026" style="position:absolute;margin-left:51pt;margin-top:17.2pt;width:493.25pt;height:.1pt;z-index:-15726592;visibility:visible;mso-wrap-style:square;mso-wrap-distance-left:0;mso-wrap-distance-top:0;mso-wrap-distance-right:0;mso-wrap-distance-bottom:0;mso-position-horizontal:absolute;mso-position-horizontal-relative:page;mso-position-vertical:absolute;mso-position-vertical-relative:text;v-text-anchor:top" coordsize="6264275,1270" o:gfxdata="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" path="m,l6263995,e" filled="f" strokecolor="#0966c2" strokeweight=".28114mm">
+              <v:shape w14:anchorId="6BDCC15B" id="Graphic 5" o:spid="_x0000_s1026" style="position:absolute;margin-left:51pt;margin-top:17.2pt;width:493.25pt;height:.1pt;z-index:-15726592;visibility:visible;mso-wrap-style:square;mso-wrap-distance-left:0;mso-wrap-distance-top:0;mso-wrap-distance-right:0;mso-wrap-distance-bottom:0;mso-position-horizontal:absolute;mso-position-horizontal-relative:page;mso-position-vertical:absolute;mso-position-vertical-relative:text;v-text-anchor:top" coordsize="6264275,1270" o:gfxdata="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" path="m,l6263995,e" filled="f" strokecolor="#0966c2" strokeweight=".28114mm">
                 <v:path arrowok="t"/>
                 <w10:wrap type="topAndBottom" anchorx="page"/>
               </v:shape>
@@ -4662,6 +4446,19 @@
     </w:p>
     <w:p>
       <w:pPr>
+        <w:pStyle w:val="ListParagraph"/>
+        <w:tabs>
+          <w:tab w:val="left" w:pos="307"/>
+        </w:tabs>
+        <w:spacing w:before="15" w:after="240" w:line="254" w:lineRule="auto"/>
+        <w:ind w:left="720" w:right="310" w:firstLine="0"/>
+        <w:rPr>
+          <w:rFonts w:asciiTheme="majorHAnsi" w:hAnsiTheme="majorHAnsi" w:cs="Tahoma"/>
+        </w:rPr>
+      </w:pPr>
+    </w:p>
+    <w:p>
+      <w:pPr>
         <w:spacing w:before="207"/>
         <w:ind w:left="28"/>
         <w:rPr>
@@ -4758,37 +4555,17 @@
           <w:iCs/>
           <w:spacing w:val="-2"/>
         </w:rPr>
-        <w:t xml:space="preserve">      </w:t>
-      </w:r>
-      <w:proofErr w:type="gramStart"/>
-      <w:r>
-        <w:rPr>
-          <w:rFonts w:asciiTheme="majorHAnsi" w:hAnsiTheme="majorHAnsi" w:cs="Tahoma"/>
+        <w:t xml:space="preserve">         </w:t>
+      </w:r>
+      <w:r>
+        <w:rPr>
+          <w:rFonts w:asciiTheme="majorHAnsi" w:hAnsiTheme="majorHAnsi" w:cs="Tahoma"/>
+          <w:b/>
+          <w:bCs/>
           <w:iCs/>
           <w:spacing w:val="-2"/>
         </w:rPr>
-        <w:t xml:space="preserve">   </w:t>
-      </w:r>
-      <w:r>
-        <w:rPr>
-          <w:rFonts w:asciiTheme="majorHAnsi" w:hAnsiTheme="majorHAnsi" w:cs="Tahoma"/>
-          <w:b/>
-          <w:bCs/>
-          <w:iCs/>
-          <w:spacing w:val="-2"/>
-        </w:rPr>
-        <w:t>[</w:t>
-      </w:r>
-      <w:proofErr w:type="gramEnd"/>
-      <w:r>
-        <w:rPr>
-          <w:rFonts w:asciiTheme="majorHAnsi" w:hAnsiTheme="majorHAnsi" w:cs="Tahoma"/>
-          <w:b/>
-          <w:bCs/>
-          <w:iCs/>
-          <w:spacing w:val="-2"/>
-        </w:rPr>
-        <w:t>BALARAMAIAH MACHAVARAM]</w:t>
+        <w:t>[BALARAMAIAH MACHAVARAM]</w:t>
       </w:r>
     </w:p>
     <w:sectPr>
